--- a/data/uploads/preguntas_prueba_3_sociales_grado6.docx
+++ b/data/uploads/preguntas_prueba_3_sociales_grado6.docx
@@ -37,7 +37,7 @@
         <w:rPr>
           <w:lang w:val="es-CO"/>
         </w:rPr>
-        <w:t>NATURALES</w:t>
+        <w:t>MATEMATICAS</w:t>
       </w:r>
     </w:p>
     <w:p>
